--- a/docs/DeveloperGuides/HATPRo .github worflows - what you need to know.docx
+++ b/docs/DeveloperGuides/HATPRo .github worflows - what you need to know.docx
@@ -2346,7 +2346,7 @@
           <w:rPr>
             <w:rStyle w:val="Hyperlink"/>
           </w:rPr>
-          <w:t>Actions - on hatpro-schema-temp</w:t>
+          <w:t>Actions - on hatpro-schema-htwg</w:t>
         </w:r>
       </w:hyperlink>
     </w:p>
